--- a/public/templates/agenda-default.docx
+++ b/public/templates/agenda-default.docx
@@ -555,6 +555,7 @@
                 <w:insideH w:val="none" w:color="FFFFFF" w:sz="0"/>
                 <w:insideV w:val="none" w:color="FFFFFF" w:sz="0"/>
               </w:tblBorders>
+              <w:tblCaption w:val="{{填滿:210}}"/>
             </w:tblPr>
             <w:tblGrid>
               <w:gridCol w:w="900"/>
@@ -2340,6 +2341,19 @@
         </w:tc>
       </w:tr>
     </w:tbl>
+    <w:p>
+      <w:pPr>
+        <w:spacing w:after="0" w:before="0"/>
+      </w:pPr>
+      <w:r>
+        <w:rPr>
+          <w:rFonts w:ascii="Arial" w:eastAsia="Microsoft JhengHei" w:hAnsi="Arial"/>
+          <w:sz w:val="2"/>
+          <w:szCs w:val="2"/>
+        </w:rPr>
+        <w:t xml:space="preserve"/>
+      </w:r>
+    </w:p>
     <w:sectPr>
       <w:pgSz w:w="11906" w:h="16838" w:orient="portrait"/>
       <w:pgMar w:top="567" w:right="567" w:bottom="567" w:left="567" w:header="708" w:footer="708" w:gutter="0"/>
